--- a/Documentación.docx
+++ b/Documentación.docx
@@ -3,7 +3,18 @@
 <w:document xmlns:wpc="http://schemas.microsoft.com/office/word/2010/wordprocessingCanvas" xmlns:cx="http://schemas.microsoft.com/office/drawing/2014/chartex" xmlns:cx1="http://schemas.microsoft.com/office/drawing/2015/9/8/chartex" xmlns:cx2="http://schemas.microsoft.com/office/drawing/2015/10/21/chartex" xmlns:cx3="http://schemas.microsoft.com/office/drawing/2016/5/9/chartex" xmlns:cx4="http://schemas.microsoft.com/office/drawing/2016/5/10/chartex" xmlns:cx5="http://schemas.microsoft.com/office/drawing/2016/5/11/chartex" xmlns:cx6="http://schemas.microsoft.com/office/drawing/2016/5/12/chartex" xmlns:cx7="http://schemas.microsoft.com/office/drawing/2016/5/13/chartex" xmlns:cx8="http://schemas.microsoft.com/office/drawing/2016/5/14/chartex" xmlns:mc="http://schemas.openxmlformats.org/markup-compatibility/2006" xmlns:aink="http://schemas.microsoft.com/office/drawing/2016/ink" xmlns:am3d="http://schemas.microsoft.com/office/drawing/2017/model3d" xmlns:o="urn:schemas-microsoft-com:office:office" xmlns:oel="http://schemas.microsoft.com/office/2019/extlst" xmlns:r="http://schemas.openxmlformats.org/officeDocument/2006/relationships" xmlns:m="http://schemas.openxmlformats.org/officeDocument/2006/math" xmlns:v="urn:schemas-microsoft-com:vml" xmlns:wp14="http://schemas.microsoft.com/office/word/2010/wordprocessingDrawing" xmlns:wp="http://schemas.openxmlformats.org/drawingml/2006/wordprocessingDrawing" xmlns:w10="urn:schemas-microsoft-com:office:word" xmlns:w="http://schemas.openxmlformats.org/wordprocessingml/2006/main" xmlns:w14="http://schemas.microsoft.com/office/word/2010/wordml" xmlns:w15="http://schemas.microsoft.com/office/word/2012/wordml" xmlns:w16cei="http://schemas.microsoft.com/office/word/2026/wordml/cei" xmlns:w16cex="http://schemas.microsoft.com/office/word/2018/wordml/cex" xmlns:w16cid="http://schemas.microsoft.com/office/word/2016/wordml/cid" xmlns:w16="http://schemas.microsoft.com/office/word/2018/wordml" xmlns:w16du="http://schemas.microsoft.com/office/word/2023/wordml/word16du" xmlns:w16sdtdh="http://schemas.microsoft.com/office/word/2020/wordml/sdtdatahash" xmlns:w16sdtfl="http://schemas.microsoft.com/office/word/2024/wordml/sdtformatlock" xmlns:w16se="http://schemas.microsoft.com/office/word/2015/wordml/symex" xmlns:wpg="http://schemas.microsoft.com/office/word/2010/wordprocessingGroup" xmlns:wpi="http://schemas.microsoft.com/office/word/2010/wordprocessingInk" xmlns:wne="http://schemas.microsoft.com/office/word/2006/wordml" xmlns:wps="http://schemas.microsoft.com/office/word/2010/wordprocessingShape" mc:Ignorable="w14 w15 w16se w16cid w16 w16cex w16sdtdh w16sdtfl w16du wp14">
   <w:body>
     <w:p>
+      <w:pPr>
+        <w:jc w:val="center"/>
+        <w:rPr>
+          <w:b/>
+          <w:bCs/>
+        </w:rPr>
+      </w:pPr>
       <w:r>
+        <w:rPr>
+          <w:b/>
+          <w:bCs/>
+        </w:rPr>
         <w:t>Laboratorio IV: Preparación para Primer Parcial</w:t>
       </w:r>
     </w:p>
@@ -22,8 +33,6 @@
         <w:t>Curso: Programación II</w:t>
       </w:r>
     </w:p>
-    <w:p/>
-    <w:p/>
     <w:p>
       <w:pPr>
         <w:rPr>
@@ -40,11 +49,19 @@
       </w:r>
     </w:p>
     <w:p>
+      <w:pPr>
+        <w:rPr>
+          <w:lang w:val="en-CA"/>
+        </w:rPr>
+      </w:pPr>
       <w:r>
+        <w:rPr>
+          <w:noProof/>
+        </w:rPr>
         <w:drawing>
-          <wp:inline distT="0" distB="0" distL="0" distR="0" wp14:anchorId="4B13FBAC" wp14:editId="58AAD5EA">
-            <wp:extent cx="4810796" cy="4944165"/>
-            <wp:effectExtent l="0" t="0" r="8890" b="8890"/>
+          <wp:inline distT="0" distB="0" distL="0" distR="0" wp14:anchorId="4B13FBAC" wp14:editId="708F58EB">
+            <wp:extent cx="3074283" cy="3159512"/>
+            <wp:effectExtent l="0" t="0" r="0" b="3175"/>
             <wp:docPr id="1359191782" name="Imagen 1"/>
             <wp:cNvGraphicFramePr>
               <a:graphicFrameLocks xmlns:a="http://schemas.openxmlformats.org/drawingml/2006/main" noChangeAspect="1"/>
@@ -65,7 +82,7 @@
                   <pic:spPr>
                     <a:xfrm>
                       <a:off x="0" y="0"/>
-                      <a:ext cx="4810796" cy="4944165"/>
+                      <a:ext cx="3079432" cy="3164804"/>
                     </a:xfrm>
                     <a:prstGeom prst="rect">
                       <a:avLst/>
@@ -78,9 +95,254 @@
         </w:drawing>
       </w:r>
     </w:p>
+    <w:p>
+      <w:pPr>
+        <w:rPr>
+          <w:b/>
+          <w:bCs/>
+        </w:rPr>
+      </w:pPr>
+      <w:r>
+        <w:rPr>
+          <w:b/>
+          <w:bCs/>
+        </w:rPr>
+        <w:t xml:space="preserve">EJERCICIO </w:t>
+      </w:r>
+      <w:r>
+        <w:rPr>
+          <w:b/>
+          <w:bCs/>
+        </w:rPr>
+        <w:t>2</w:t>
+      </w:r>
+    </w:p>
+    <w:p>
+      <w:pPr>
+        <w:rPr>
+          <w:b/>
+          <w:bCs/>
+        </w:rPr>
+      </w:pPr>
+      <w:r>
+        <w:rPr>
+          <w:b/>
+          <w:bCs/>
+        </w:rPr>
+        <w:drawing>
+          <wp:inline distT="0" distB="0" distL="0" distR="0" wp14:anchorId="6C52DD81" wp14:editId="32C59C1B">
+            <wp:extent cx="3578016" cy="3010829"/>
+            <wp:effectExtent l="0" t="0" r="3810" b="0"/>
+            <wp:docPr id="2130260967" name="Imagen 1"/>
+            <wp:cNvGraphicFramePr>
+              <a:graphicFrameLocks xmlns:a="http://schemas.openxmlformats.org/drawingml/2006/main" noChangeAspect="1"/>
+            </wp:cNvGraphicFramePr>
+            <a:graphic xmlns:a="http://schemas.openxmlformats.org/drawingml/2006/main">
+              <a:graphicData uri="http://schemas.openxmlformats.org/drawingml/2006/picture">
+                <pic:pic xmlns:pic="http://schemas.openxmlformats.org/drawingml/2006/picture">
+                  <pic:nvPicPr>
+                    <pic:cNvPr id="2130260967" name=""/>
+                    <pic:cNvPicPr/>
+                  </pic:nvPicPr>
+                  <pic:blipFill>
+                    <a:blip r:embed="rId5"/>
+                    <a:stretch>
+                      <a:fillRect/>
+                    </a:stretch>
+                  </pic:blipFill>
+                  <pic:spPr>
+                    <a:xfrm>
+                      <a:off x="0" y="0"/>
+                      <a:ext cx="3584727" cy="3016476"/>
+                    </a:xfrm>
+                    <a:prstGeom prst="rect">
+                      <a:avLst/>
+                    </a:prstGeom>
+                  </pic:spPr>
+                </pic:pic>
+              </a:graphicData>
+            </a:graphic>
+          </wp:inline>
+        </w:drawing>
+      </w:r>
+    </w:p>
+    <w:p>
+      <w:pPr>
+        <w:rPr>
+          <w:lang w:val="en-CA"/>
+        </w:rPr>
+      </w:pPr>
+    </w:p>
+    <w:p>
+      <w:pPr>
+        <w:rPr>
+          <w:lang w:val="en-CA"/>
+        </w:rPr>
+      </w:pPr>
+    </w:p>
+    <w:p>
+      <w:pPr>
+        <w:rPr>
+          <w:lang w:val="en-CA"/>
+        </w:rPr>
+      </w:pPr>
+    </w:p>
+    <w:p>
+      <w:pPr>
+        <w:rPr>
+          <w:lang w:val="en-CA"/>
+        </w:rPr>
+      </w:pPr>
+    </w:p>
+    <w:p>
+      <w:pPr>
+        <w:rPr>
+          <w:lang w:val="en-CA"/>
+        </w:rPr>
+      </w:pPr>
+    </w:p>
+    <w:p>
+      <w:pPr>
+        <w:rPr>
+          <w:lang w:val="en-CA"/>
+        </w:rPr>
+      </w:pPr>
+    </w:p>
+    <w:p>
+      <w:pPr>
+        <w:rPr>
+          <w:lang w:val="en-CA"/>
+        </w:rPr>
+      </w:pPr>
+    </w:p>
     <w:p/>
     <w:p/>
-    <w:p/>
+    <w:p>
+      <w:r>
+        <w:t>GIT BASH</w:t>
+      </w:r>
+    </w:p>
+    <w:p>
+      <w:r>
+        <w:drawing>
+          <wp:inline distT="0" distB="0" distL="0" distR="0" wp14:anchorId="5BD03562" wp14:editId="41690BF4">
+            <wp:extent cx="5612130" cy="1790700"/>
+            <wp:effectExtent l="0" t="0" r="7620" b="0"/>
+            <wp:docPr id="1863188461" name="Imagen 1"/>
+            <wp:cNvGraphicFramePr>
+              <a:graphicFrameLocks xmlns:a="http://schemas.openxmlformats.org/drawingml/2006/main" noChangeAspect="1"/>
+            </wp:cNvGraphicFramePr>
+            <a:graphic xmlns:a="http://schemas.openxmlformats.org/drawingml/2006/main">
+              <a:graphicData uri="http://schemas.openxmlformats.org/drawingml/2006/picture">
+                <pic:pic xmlns:pic="http://schemas.openxmlformats.org/drawingml/2006/picture">
+                  <pic:nvPicPr>
+                    <pic:cNvPr id="1863188461" name=""/>
+                    <pic:cNvPicPr/>
+                  </pic:nvPicPr>
+                  <pic:blipFill>
+                    <a:blip r:embed="rId6"/>
+                    <a:stretch>
+                      <a:fillRect/>
+                    </a:stretch>
+                  </pic:blipFill>
+                  <pic:spPr>
+                    <a:xfrm>
+                      <a:off x="0" y="0"/>
+                      <a:ext cx="5612130" cy="1790700"/>
+                    </a:xfrm>
+                    <a:prstGeom prst="rect">
+                      <a:avLst/>
+                    </a:prstGeom>
+                  </pic:spPr>
+                </pic:pic>
+              </a:graphicData>
+            </a:graphic>
+          </wp:inline>
+        </w:drawing>
+      </w:r>
+    </w:p>
+    <w:p>
+      <w:pPr>
+        <w:rPr>
+          <w:lang w:val="en-CA"/>
+        </w:rPr>
+      </w:pPr>
+      <w:r>
+        <w:lastRenderedPageBreak/>
+        <w:drawing>
+          <wp:inline distT="0" distB="0" distL="0" distR="0" wp14:anchorId="5E9DC9D8" wp14:editId="3ED25418">
+            <wp:extent cx="5612130" cy="2300605"/>
+            <wp:effectExtent l="0" t="0" r="7620" b="4445"/>
+            <wp:docPr id="211723841" name="Imagen 1"/>
+            <wp:cNvGraphicFramePr>
+              <a:graphicFrameLocks xmlns:a="http://schemas.openxmlformats.org/drawingml/2006/main" noChangeAspect="1"/>
+            </wp:cNvGraphicFramePr>
+            <a:graphic xmlns:a="http://schemas.openxmlformats.org/drawingml/2006/main">
+              <a:graphicData uri="http://schemas.openxmlformats.org/drawingml/2006/picture">
+                <pic:pic xmlns:pic="http://schemas.openxmlformats.org/drawingml/2006/picture">
+                  <pic:nvPicPr>
+                    <pic:cNvPr id="211723841" name=""/>
+                    <pic:cNvPicPr/>
+                  </pic:nvPicPr>
+                  <pic:blipFill>
+                    <a:blip r:embed="rId7"/>
+                    <a:stretch>
+                      <a:fillRect/>
+                    </a:stretch>
+                  </pic:blipFill>
+                  <pic:spPr>
+                    <a:xfrm>
+                      <a:off x="0" y="0"/>
+                      <a:ext cx="5612130" cy="2300605"/>
+                    </a:xfrm>
+                    <a:prstGeom prst="rect">
+                      <a:avLst/>
+                    </a:prstGeom>
+                  </pic:spPr>
+                </pic:pic>
+              </a:graphicData>
+            </a:graphic>
+          </wp:inline>
+        </w:drawing>
+      </w:r>
+      <w:r>
+        <w:drawing>
+          <wp:inline distT="0" distB="0" distL="0" distR="0" wp14:anchorId="5E95CDA7" wp14:editId="4B502F84">
+            <wp:extent cx="5612130" cy="1804035"/>
+            <wp:effectExtent l="0" t="0" r="7620" b="5715"/>
+            <wp:docPr id="1348144335" name="Imagen 1"/>
+            <wp:cNvGraphicFramePr>
+              <a:graphicFrameLocks xmlns:a="http://schemas.openxmlformats.org/drawingml/2006/main" noChangeAspect="1"/>
+            </wp:cNvGraphicFramePr>
+            <a:graphic xmlns:a="http://schemas.openxmlformats.org/drawingml/2006/main">
+              <a:graphicData uri="http://schemas.openxmlformats.org/drawingml/2006/picture">
+                <pic:pic xmlns:pic="http://schemas.openxmlformats.org/drawingml/2006/picture">
+                  <pic:nvPicPr>
+                    <pic:cNvPr id="1348144335" name=""/>
+                    <pic:cNvPicPr/>
+                  </pic:nvPicPr>
+                  <pic:blipFill>
+                    <a:blip r:embed="rId8"/>
+                    <a:stretch>
+                      <a:fillRect/>
+                    </a:stretch>
+                  </pic:blipFill>
+                  <pic:spPr>
+                    <a:xfrm>
+                      <a:off x="0" y="0"/>
+                      <a:ext cx="5612130" cy="1804035"/>
+                    </a:xfrm>
+                    <a:prstGeom prst="rect">
+                      <a:avLst/>
+                    </a:prstGeom>
+                  </pic:spPr>
+                </pic:pic>
+              </a:graphicData>
+            </a:graphic>
+          </wp:inline>
+        </w:drawing>
+      </w:r>
+    </w:p>
     <w:sectPr>
       <w:pgSz w:w="12240" w:h="15840"/>
       <w:pgMar w:top="1417" w:right="1701" w:bottom="1417" w:left="1701" w:header="708" w:footer="708" w:gutter="0"/>
@@ -694,6 +956,7 @@
   <w:style w:type="character" w:default="1" w:styleId="Fuentedeprrafopredeter">
     <w:name w:val="Default Paragraph Font"/>
     <w:uiPriority w:val="1"/>
+    <w:semiHidden/>
     <w:unhideWhenUsed/>
   </w:style>
   <w:style w:type="table" w:default="1" w:styleId="Tablanormal">

--- a/Documentación.docx
+++ b/Documentación.docx
@@ -128,11 +128,12 @@
         <w:rPr>
           <w:b/>
           <w:bCs/>
+          <w:noProof/>
         </w:rPr>
         <w:drawing>
-          <wp:inline distT="0" distB="0" distL="0" distR="0" wp14:anchorId="6C52DD81" wp14:editId="32C59C1B">
-            <wp:extent cx="3578016" cy="3010829"/>
-            <wp:effectExtent l="0" t="0" r="3810" b="0"/>
+          <wp:inline distT="0" distB="0" distL="0" distR="0" wp14:anchorId="6C52DD81" wp14:editId="3F75209F">
+            <wp:extent cx="3427142" cy="2883871"/>
+            <wp:effectExtent l="0" t="0" r="1905" b="0"/>
             <wp:docPr id="2130260967" name="Imagen 1"/>
             <wp:cNvGraphicFramePr>
               <a:graphicFrameLocks xmlns:a="http://schemas.openxmlformats.org/drawingml/2006/main" noChangeAspect="1"/>
@@ -153,7 +154,7 @@
                   <pic:spPr>
                     <a:xfrm>
                       <a:off x="0" y="0"/>
-                      <a:ext cx="3584727" cy="3016476"/>
+                      <a:ext cx="3434653" cy="2890192"/>
                     </a:xfrm>
                     <a:prstGeom prst="rect">
                       <a:avLst/>
@@ -169,9 +170,187 @@
     <w:p>
       <w:pPr>
         <w:rPr>
+          <w:b/>
+          <w:bCs/>
+        </w:rPr>
+      </w:pPr>
+      <w:r>
+        <w:rPr>
+          <w:b/>
+          <w:bCs/>
+        </w:rPr>
+        <w:lastRenderedPageBreak/>
+        <w:t xml:space="preserve">EJERCICIO </w:t>
+      </w:r>
+      <w:r>
+        <w:rPr>
+          <w:b/>
+          <w:bCs/>
+        </w:rPr>
+        <w:t>3</w:t>
+      </w:r>
+    </w:p>
+    <w:p>
+      <w:pPr>
+        <w:rPr>
           <w:lang w:val="en-CA"/>
         </w:rPr>
       </w:pPr>
+      <w:r>
+        <w:rPr>
+          <w:lang w:val="en-CA"/>
+        </w:rPr>
+        <w:drawing>
+          <wp:inline distT="0" distB="0" distL="0" distR="0" wp14:anchorId="1E9331DE" wp14:editId="45D84691">
+            <wp:extent cx="2916395" cy="3025698"/>
+            <wp:effectExtent l="0" t="0" r="0" b="3810"/>
+            <wp:docPr id="818914848" name="Imagen 1"/>
+            <wp:cNvGraphicFramePr>
+              <a:graphicFrameLocks xmlns:a="http://schemas.openxmlformats.org/drawingml/2006/main" noChangeAspect="1"/>
+            </wp:cNvGraphicFramePr>
+            <a:graphic xmlns:a="http://schemas.openxmlformats.org/drawingml/2006/main">
+              <a:graphicData uri="http://schemas.openxmlformats.org/drawingml/2006/picture">
+                <pic:pic xmlns:pic="http://schemas.openxmlformats.org/drawingml/2006/picture">
+                  <pic:nvPicPr>
+                    <pic:cNvPr id="818914848" name=""/>
+                    <pic:cNvPicPr/>
+                  </pic:nvPicPr>
+                  <pic:blipFill>
+                    <a:blip r:embed="rId6"/>
+                    <a:stretch>
+                      <a:fillRect/>
+                    </a:stretch>
+                  </pic:blipFill>
+                  <pic:spPr>
+                    <a:xfrm>
+                      <a:off x="0" y="0"/>
+                      <a:ext cx="2922855" cy="3032400"/>
+                    </a:xfrm>
+                    <a:prstGeom prst="rect">
+                      <a:avLst/>
+                    </a:prstGeom>
+                  </pic:spPr>
+                </pic:pic>
+              </a:graphicData>
+            </a:graphic>
+          </wp:inline>
+        </w:drawing>
+      </w:r>
+    </w:p>
+    <w:p>
+      <w:pPr>
+        <w:rPr>
+          <w:b/>
+          <w:bCs/>
+        </w:rPr>
+      </w:pPr>
+      <w:r>
+        <w:rPr>
+          <w:b/>
+          <w:bCs/>
+        </w:rPr>
+        <w:t xml:space="preserve">EJERCICIO </w:t>
+      </w:r>
+      <w:r>
+        <w:rPr>
+          <w:b/>
+          <w:bCs/>
+        </w:rPr>
+        <w:t>4</w:t>
+      </w:r>
+    </w:p>
+    <w:p>
+      <w:pPr>
+        <w:rPr>
+          <w:b/>
+          <w:bCs/>
+        </w:rPr>
+      </w:pPr>
+      <w:r>
+        <w:rPr>
+          <w:b/>
+          <w:bCs/>
+        </w:rPr>
+        <w:drawing>
+          <wp:inline distT="0" distB="0" distL="0" distR="0" wp14:anchorId="01D9156A" wp14:editId="3815D50D">
+            <wp:extent cx="4519961" cy="3454666"/>
+            <wp:effectExtent l="0" t="0" r="0" b="0"/>
+            <wp:docPr id="1943425106" name="Imagen 1"/>
+            <wp:cNvGraphicFramePr>
+              <a:graphicFrameLocks xmlns:a="http://schemas.openxmlformats.org/drawingml/2006/main" noChangeAspect="1"/>
+            </wp:cNvGraphicFramePr>
+            <a:graphic xmlns:a="http://schemas.openxmlformats.org/drawingml/2006/main">
+              <a:graphicData uri="http://schemas.openxmlformats.org/drawingml/2006/picture">
+                <pic:pic xmlns:pic="http://schemas.openxmlformats.org/drawingml/2006/picture">
+                  <pic:nvPicPr>
+                    <pic:cNvPr id="1943425106" name=""/>
+                    <pic:cNvPicPr/>
+                  </pic:nvPicPr>
+                  <pic:blipFill>
+                    <a:blip r:embed="rId7"/>
+                    <a:stretch>
+                      <a:fillRect/>
+                    </a:stretch>
+                  </pic:blipFill>
+                  <pic:spPr>
+                    <a:xfrm>
+                      <a:off x="0" y="0"/>
+                      <a:ext cx="4523901" cy="3457677"/>
+                    </a:xfrm>
+                    <a:prstGeom prst="rect">
+                      <a:avLst/>
+                    </a:prstGeom>
+                  </pic:spPr>
+                </pic:pic>
+              </a:graphicData>
+            </a:graphic>
+          </wp:inline>
+        </w:drawing>
+      </w:r>
+    </w:p>
+    <w:p>
+      <w:pPr>
+        <w:rPr>
+          <w:lang w:val="en-CA"/>
+        </w:rPr>
+      </w:pPr>
+    </w:p>
+    <w:p>
+      <w:pPr>
+        <w:rPr>
+          <w:lang w:val="en-CA"/>
+        </w:rPr>
+      </w:pPr>
+    </w:p>
+    <w:p>
+      <w:pPr>
+        <w:rPr>
+          <w:lang w:val="en-CA"/>
+        </w:rPr>
+      </w:pPr>
+    </w:p>
+    <w:p>
+      <w:pPr>
+        <w:rPr>
+          <w:b/>
+          <w:bCs/>
+        </w:rPr>
+      </w:pPr>
+      <w:r>
+        <w:rPr>
+          <w:b/>
+          <w:bCs/>
+        </w:rPr>
+        <w:lastRenderedPageBreak/>
+        <w:t xml:space="preserve">EJERCICIO </w:t>
+      </w:r>
+      <w:r>
+        <w:rPr>
+          <w:b/>
+          <w:bCs/>
+        </w:rPr>
+        <w:t>5</w:t>
+      </w:r>
     </w:p>
     <w:p>
       <w:pPr>
@@ -224,6 +403,9 @@
     </w:p>
     <w:p>
       <w:r>
+        <w:rPr>
+          <w:noProof/>
+        </w:rPr>
         <w:drawing>
           <wp:inline distT="0" distB="0" distL="0" distR="0" wp14:anchorId="5BD03562" wp14:editId="41690BF4">
             <wp:extent cx="5612130" cy="1790700"/>
@@ -240,7 +422,7 @@
                     <pic:cNvPicPr/>
                   </pic:nvPicPr>
                   <pic:blipFill>
-                    <a:blip r:embed="rId6"/>
+                    <a:blip r:embed="rId8"/>
                     <a:stretch>
                       <a:fillRect/>
                     </a:stretch>
@@ -268,6 +450,9 @@
         </w:rPr>
       </w:pPr>
       <w:r>
+        <w:rPr>
+          <w:noProof/>
+        </w:rPr>
         <w:lastRenderedPageBreak/>
         <w:drawing>
           <wp:inline distT="0" distB="0" distL="0" distR="0" wp14:anchorId="5E9DC9D8" wp14:editId="3ED25418">
@@ -285,7 +470,7 @@
                     <pic:cNvPicPr/>
                   </pic:nvPicPr>
                   <pic:blipFill>
-                    <a:blip r:embed="rId7"/>
+                    <a:blip r:embed="rId9"/>
                     <a:stretch>
                       <a:fillRect/>
                     </a:stretch>
@@ -306,6 +491,9 @@
         </w:drawing>
       </w:r>
       <w:r>
+        <w:rPr>
+          <w:noProof/>
+        </w:rPr>
         <w:drawing>
           <wp:inline distT="0" distB="0" distL="0" distR="0" wp14:anchorId="5E95CDA7" wp14:editId="4B502F84">
             <wp:extent cx="5612130" cy="1804035"/>
@@ -322,7 +510,7 @@
                     <pic:cNvPicPr/>
                   </pic:nvPicPr>
                   <pic:blipFill>
-                    <a:blip r:embed="rId8"/>
+                    <a:blip r:embed="rId10"/>
                     <a:stretch>
                       <a:fillRect/>
                     </a:stretch>

--- a/Documentación.docx
+++ b/Documentación.docx
@@ -198,6 +198,7 @@
       </w:pPr>
       <w:r>
         <w:rPr>
+          <w:noProof/>
           <w:lang w:val="en-CA"/>
         </w:rPr>
         <w:drawing>
@@ -270,6 +271,7 @@
         <w:rPr>
           <w:b/>
           <w:bCs/>
+          <w:noProof/>
         </w:rPr>
         <w:drawing>
           <wp:inline distT="0" distB="0" distL="0" distR="0" wp14:anchorId="01D9156A" wp14:editId="3815D50D">
@@ -355,9 +357,906 @@
     <w:p>
       <w:pPr>
         <w:rPr>
+          <w:b/>
+          <w:bCs/>
+        </w:rPr>
+      </w:pPr>
+      <w:r>
+        <w:rPr>
+          <w:b/>
+          <w:bCs/>
+        </w:rPr>
+        <w:drawing>
+          <wp:inline distT="0" distB="0" distL="0" distR="0" wp14:anchorId="30825EEA" wp14:editId="612B3095">
+            <wp:extent cx="2817542" cy="2627220"/>
+            <wp:effectExtent l="0" t="0" r="1905" b="1905"/>
+            <wp:docPr id="495223667" name="Imagen 1"/>
+            <wp:cNvGraphicFramePr>
+              <a:graphicFrameLocks xmlns:a="http://schemas.openxmlformats.org/drawingml/2006/main" noChangeAspect="1"/>
+            </wp:cNvGraphicFramePr>
+            <a:graphic xmlns:a="http://schemas.openxmlformats.org/drawingml/2006/main">
+              <a:graphicData uri="http://schemas.openxmlformats.org/drawingml/2006/picture">
+                <pic:pic xmlns:pic="http://schemas.openxmlformats.org/drawingml/2006/picture">
+                  <pic:nvPicPr>
+                    <pic:cNvPr id="495223667" name=""/>
+                    <pic:cNvPicPr/>
+                  </pic:nvPicPr>
+                  <pic:blipFill>
+                    <a:blip r:embed="rId8"/>
+                    <a:stretch>
+                      <a:fillRect/>
+                    </a:stretch>
+                  </pic:blipFill>
+                  <pic:spPr>
+                    <a:xfrm>
+                      <a:off x="0" y="0"/>
+                      <a:ext cx="2824507" cy="2633714"/>
+                    </a:xfrm>
+                    <a:prstGeom prst="rect">
+                      <a:avLst/>
+                    </a:prstGeom>
+                  </pic:spPr>
+                </pic:pic>
+              </a:graphicData>
+            </a:graphic>
+          </wp:inline>
+        </w:drawing>
+      </w:r>
+    </w:p>
+    <w:p>
+      <w:pPr>
+        <w:rPr>
+          <w:b/>
+          <w:bCs/>
+        </w:rPr>
+      </w:pPr>
+      <w:r>
+        <w:rPr>
+          <w:b/>
+          <w:bCs/>
+        </w:rPr>
+        <w:t xml:space="preserve">EJERCICIO </w:t>
+      </w:r>
+      <w:r>
+        <w:rPr>
+          <w:b/>
+          <w:bCs/>
+        </w:rPr>
+        <w:t>6</w:t>
+      </w:r>
+    </w:p>
+    <w:p>
+      <w:pPr>
+        <w:rPr>
+          <w:b/>
+          <w:bCs/>
+        </w:rPr>
+      </w:pPr>
+      <w:r>
+        <w:rPr>
+          <w:b/>
+          <w:bCs/>
+        </w:rPr>
+        <w:drawing>
+          <wp:inline distT="0" distB="0" distL="0" distR="0" wp14:anchorId="4A36507F" wp14:editId="09E60616">
+            <wp:extent cx="3063958" cy="2646556"/>
+            <wp:effectExtent l="0" t="0" r="3175" b="1905"/>
+            <wp:docPr id="1918513426" name="Imagen 1"/>
+            <wp:cNvGraphicFramePr>
+              <a:graphicFrameLocks xmlns:a="http://schemas.openxmlformats.org/drawingml/2006/main" noChangeAspect="1"/>
+            </wp:cNvGraphicFramePr>
+            <a:graphic xmlns:a="http://schemas.openxmlformats.org/drawingml/2006/main">
+              <a:graphicData uri="http://schemas.openxmlformats.org/drawingml/2006/picture">
+                <pic:pic xmlns:pic="http://schemas.openxmlformats.org/drawingml/2006/picture">
+                  <pic:nvPicPr>
+                    <pic:cNvPr id="1918513426" name=""/>
+                    <pic:cNvPicPr/>
+                  </pic:nvPicPr>
+                  <pic:blipFill>
+                    <a:blip r:embed="rId9"/>
+                    <a:stretch>
+                      <a:fillRect/>
+                    </a:stretch>
+                  </pic:blipFill>
+                  <pic:spPr>
+                    <a:xfrm>
+                      <a:off x="0" y="0"/>
+                      <a:ext cx="3069804" cy="2651606"/>
+                    </a:xfrm>
+                    <a:prstGeom prst="rect">
+                      <a:avLst/>
+                    </a:prstGeom>
+                  </pic:spPr>
+                </pic:pic>
+              </a:graphicData>
+            </a:graphic>
+          </wp:inline>
+        </w:drawing>
+      </w:r>
+    </w:p>
+    <w:p>
+      <w:pPr>
+        <w:rPr>
+          <w:b/>
+          <w:bCs/>
+        </w:rPr>
+      </w:pPr>
+    </w:p>
+    <w:p>
+      <w:pPr>
+        <w:rPr>
+          <w:b/>
+          <w:bCs/>
+        </w:rPr>
+      </w:pPr>
+    </w:p>
+    <w:p>
+      <w:pPr>
+        <w:rPr>
+          <w:b/>
+          <w:bCs/>
+        </w:rPr>
+      </w:pPr>
+    </w:p>
+    <w:p>
+      <w:pPr>
+        <w:rPr>
+          <w:b/>
+          <w:bCs/>
+        </w:rPr>
+      </w:pPr>
+    </w:p>
+    <w:p>
+      <w:pPr>
+        <w:rPr>
+          <w:b/>
+          <w:bCs/>
+        </w:rPr>
+      </w:pPr>
+    </w:p>
+    <w:p>
+      <w:pPr>
+        <w:rPr>
+          <w:b/>
+          <w:bCs/>
+        </w:rPr>
+      </w:pPr>
+    </w:p>
+    <w:p>
+      <w:pPr>
+        <w:rPr>
+          <w:b/>
+          <w:bCs/>
+        </w:rPr>
+      </w:pPr>
+      <w:r>
+        <w:rPr>
+          <w:b/>
+          <w:bCs/>
+        </w:rPr>
+        <w:lastRenderedPageBreak/>
+        <w:t xml:space="preserve">EJERCICIO </w:t>
+      </w:r>
+      <w:r>
+        <w:rPr>
+          <w:b/>
+          <w:bCs/>
+        </w:rPr>
+        <w:t>7</w:t>
+      </w:r>
+    </w:p>
+    <w:p>
+      <w:pPr>
+        <w:rPr>
+          <w:b/>
+          <w:bCs/>
+        </w:rPr>
+      </w:pPr>
+      <w:r>
+        <w:rPr>
+          <w:b/>
+          <w:bCs/>
+        </w:rPr>
+        <w:drawing>
+          <wp:inline distT="0" distB="0" distL="0" distR="0" wp14:anchorId="1B4786B8" wp14:editId="539B0968">
+            <wp:extent cx="3679366" cy="2549912"/>
+            <wp:effectExtent l="0" t="0" r="0" b="3175"/>
+            <wp:docPr id="551759802" name="Imagen 1"/>
+            <wp:cNvGraphicFramePr>
+              <a:graphicFrameLocks xmlns:a="http://schemas.openxmlformats.org/drawingml/2006/main" noChangeAspect="1"/>
+            </wp:cNvGraphicFramePr>
+            <a:graphic xmlns:a="http://schemas.openxmlformats.org/drawingml/2006/main">
+              <a:graphicData uri="http://schemas.openxmlformats.org/drawingml/2006/picture">
+                <pic:pic xmlns:pic="http://schemas.openxmlformats.org/drawingml/2006/picture">
+                  <pic:nvPicPr>
+                    <pic:cNvPr id="551759802" name=""/>
+                    <pic:cNvPicPr/>
+                  </pic:nvPicPr>
+                  <pic:blipFill>
+                    <a:blip r:embed="rId10"/>
+                    <a:stretch>
+                      <a:fillRect/>
+                    </a:stretch>
+                  </pic:blipFill>
+                  <pic:spPr>
+                    <a:xfrm>
+                      <a:off x="0" y="0"/>
+                      <a:ext cx="3695092" cy="2560811"/>
+                    </a:xfrm>
+                    <a:prstGeom prst="rect">
+                      <a:avLst/>
+                    </a:prstGeom>
+                  </pic:spPr>
+                </pic:pic>
+              </a:graphicData>
+            </a:graphic>
+          </wp:inline>
+        </w:drawing>
+      </w:r>
+    </w:p>
+    <w:p>
+      <w:pPr>
+        <w:rPr>
+          <w:b/>
+          <w:bCs/>
+        </w:rPr>
+      </w:pPr>
+      <w:r>
+        <w:rPr>
+          <w:b/>
+          <w:bCs/>
+        </w:rPr>
+        <w:t xml:space="preserve">EJERCICIO </w:t>
+      </w:r>
+      <w:r>
+        <w:rPr>
+          <w:b/>
+          <w:bCs/>
+        </w:rPr>
+        <w:t>8</w:t>
+      </w:r>
+    </w:p>
+    <w:p>
+      <w:pPr>
+        <w:rPr>
+          <w:b/>
+          <w:bCs/>
+        </w:rPr>
+      </w:pPr>
+      <w:r>
+        <w:rPr>
           <w:lang w:val="en-CA"/>
         </w:rPr>
-      </w:pPr>
+        <w:drawing>
+          <wp:inline distT="0" distB="0" distL="0" distR="0" wp14:anchorId="7777266F" wp14:editId="310A55C7">
+            <wp:extent cx="4134588" cy="3941379"/>
+            <wp:effectExtent l="0" t="0" r="0" b="2540"/>
+            <wp:docPr id="603931287" name="Imagen 1"/>
+            <wp:cNvGraphicFramePr>
+              <a:graphicFrameLocks xmlns:a="http://schemas.openxmlformats.org/drawingml/2006/main" noChangeAspect="1"/>
+            </wp:cNvGraphicFramePr>
+            <a:graphic xmlns:a="http://schemas.openxmlformats.org/drawingml/2006/main">
+              <a:graphicData uri="http://schemas.openxmlformats.org/drawingml/2006/picture">
+                <pic:pic xmlns:pic="http://schemas.openxmlformats.org/drawingml/2006/picture">
+                  <pic:nvPicPr>
+                    <pic:cNvPr id="603931287" name=""/>
+                    <pic:cNvPicPr/>
+                  </pic:nvPicPr>
+                  <pic:blipFill>
+                    <a:blip r:embed="rId11"/>
+                    <a:stretch>
+                      <a:fillRect/>
+                    </a:stretch>
+                  </pic:blipFill>
+                  <pic:spPr>
+                    <a:xfrm>
+                      <a:off x="0" y="0"/>
+                      <a:ext cx="4137178" cy="3943848"/>
+                    </a:xfrm>
+                    <a:prstGeom prst="rect">
+                      <a:avLst/>
+                    </a:prstGeom>
+                  </pic:spPr>
+                </pic:pic>
+              </a:graphicData>
+            </a:graphic>
+          </wp:inline>
+        </w:drawing>
+      </w:r>
+    </w:p>
+    <w:p>
+      <w:pPr>
+        <w:rPr>
+          <w:b/>
+          <w:bCs/>
+        </w:rPr>
+      </w:pPr>
+    </w:p>
+    <w:p>
+      <w:pPr>
+        <w:rPr>
+          <w:b/>
+          <w:bCs/>
+        </w:rPr>
+      </w:pPr>
+    </w:p>
+    <w:p>
+      <w:pPr>
+        <w:rPr>
+          <w:b/>
+          <w:bCs/>
+        </w:rPr>
+      </w:pPr>
+    </w:p>
+    <w:p>
+      <w:pPr>
+        <w:rPr>
+          <w:b/>
+          <w:bCs/>
+        </w:rPr>
+      </w:pPr>
+      <w:r>
+        <w:rPr>
+          <w:b/>
+          <w:bCs/>
+        </w:rPr>
+        <w:lastRenderedPageBreak/>
+        <w:t xml:space="preserve">EJERCICIO </w:t>
+      </w:r>
+      <w:r>
+        <w:rPr>
+          <w:b/>
+          <w:bCs/>
+        </w:rPr>
+        <w:t>9</w:t>
+      </w:r>
+    </w:p>
+    <w:p>
+      <w:pPr>
+        <w:rPr>
+          <w:b/>
+          <w:bCs/>
+        </w:rPr>
+      </w:pPr>
+      <w:r>
+        <w:rPr>
+          <w:b/>
+          <w:bCs/>
+        </w:rPr>
+        <w:drawing>
+          <wp:inline distT="0" distB="0" distL="0" distR="0" wp14:anchorId="5BEB6F88" wp14:editId="13F8F3BB">
+            <wp:extent cx="3781958" cy="3047647"/>
+            <wp:effectExtent l="0" t="0" r="9525" b="635"/>
+            <wp:docPr id="1475724391" name="Imagen 1"/>
+            <wp:cNvGraphicFramePr>
+              <a:graphicFrameLocks xmlns:a="http://schemas.openxmlformats.org/drawingml/2006/main" noChangeAspect="1"/>
+            </wp:cNvGraphicFramePr>
+            <a:graphic xmlns:a="http://schemas.openxmlformats.org/drawingml/2006/main">
+              <a:graphicData uri="http://schemas.openxmlformats.org/drawingml/2006/picture">
+                <pic:pic xmlns:pic="http://schemas.openxmlformats.org/drawingml/2006/picture">
+                  <pic:nvPicPr>
+                    <pic:cNvPr id="1475724391" name=""/>
+                    <pic:cNvPicPr/>
+                  </pic:nvPicPr>
+                  <pic:blipFill>
+                    <a:blip r:embed="rId12"/>
+                    <a:stretch>
+                      <a:fillRect/>
+                    </a:stretch>
+                  </pic:blipFill>
+                  <pic:spPr>
+                    <a:xfrm>
+                      <a:off x="0" y="0"/>
+                      <a:ext cx="3786888" cy="3051620"/>
+                    </a:xfrm>
+                    <a:prstGeom prst="rect">
+                      <a:avLst/>
+                    </a:prstGeom>
+                  </pic:spPr>
+                </pic:pic>
+              </a:graphicData>
+            </a:graphic>
+          </wp:inline>
+        </w:drawing>
+      </w:r>
+    </w:p>
+    <w:p>
+      <w:pPr>
+        <w:rPr>
+          <w:b/>
+          <w:bCs/>
+        </w:rPr>
+      </w:pPr>
+      <w:r>
+        <w:rPr>
+          <w:b/>
+          <w:bCs/>
+        </w:rPr>
+        <w:t xml:space="preserve">EJERCICIO </w:t>
+      </w:r>
+      <w:r>
+        <w:rPr>
+          <w:b/>
+          <w:bCs/>
+        </w:rPr>
+        <w:t>10</w:t>
+      </w:r>
+    </w:p>
+    <w:p>
+      <w:pPr>
+        <w:rPr>
+          <w:b/>
+          <w:bCs/>
+        </w:rPr>
+      </w:pPr>
+      <w:r>
+        <w:rPr>
+          <w:b/>
+          <w:bCs/>
+        </w:rPr>
+        <w:drawing>
+          <wp:inline distT="0" distB="0" distL="0" distR="0" wp14:anchorId="54FCB03D" wp14:editId="63724D60">
+            <wp:extent cx="3377956" cy="3430828"/>
+            <wp:effectExtent l="0" t="0" r="0" b="0"/>
+            <wp:docPr id="1427515176" name="Imagen 1"/>
+            <wp:cNvGraphicFramePr>
+              <a:graphicFrameLocks xmlns:a="http://schemas.openxmlformats.org/drawingml/2006/main" noChangeAspect="1"/>
+            </wp:cNvGraphicFramePr>
+            <a:graphic xmlns:a="http://schemas.openxmlformats.org/drawingml/2006/main">
+              <a:graphicData uri="http://schemas.openxmlformats.org/drawingml/2006/picture">
+                <pic:pic xmlns:pic="http://schemas.openxmlformats.org/drawingml/2006/picture">
+                  <pic:nvPicPr>
+                    <pic:cNvPr id="1427515176" name=""/>
+                    <pic:cNvPicPr/>
+                  </pic:nvPicPr>
+                  <pic:blipFill>
+                    <a:blip r:embed="rId13"/>
+                    <a:stretch>
+                      <a:fillRect/>
+                    </a:stretch>
+                  </pic:blipFill>
+                  <pic:spPr>
+                    <a:xfrm>
+                      <a:off x="0" y="0"/>
+                      <a:ext cx="3381432" cy="3434359"/>
+                    </a:xfrm>
+                    <a:prstGeom prst="rect">
+                      <a:avLst/>
+                    </a:prstGeom>
+                  </pic:spPr>
+                </pic:pic>
+              </a:graphicData>
+            </a:graphic>
+          </wp:inline>
+        </w:drawing>
+      </w:r>
+    </w:p>
+    <w:p>
+      <w:pPr>
+        <w:rPr>
+          <w:b/>
+          <w:bCs/>
+        </w:rPr>
+      </w:pPr>
+    </w:p>
+    <w:p>
+      <w:pPr>
+        <w:rPr>
+          <w:b/>
+          <w:bCs/>
+        </w:rPr>
+      </w:pPr>
+    </w:p>
+    <w:p>
+      <w:pPr>
+        <w:rPr>
+          <w:b/>
+          <w:bCs/>
+        </w:rPr>
+      </w:pPr>
+    </w:p>
+    <w:p>
+      <w:pPr>
+        <w:rPr>
+          <w:b/>
+          <w:bCs/>
+        </w:rPr>
+      </w:pPr>
+      <w:r>
+        <w:rPr>
+          <w:b/>
+          <w:bCs/>
+        </w:rPr>
+        <w:lastRenderedPageBreak/>
+        <w:t xml:space="preserve">EJERCICIO </w:t>
+      </w:r>
+      <w:r>
+        <w:rPr>
+          <w:b/>
+          <w:bCs/>
+        </w:rPr>
+        <w:t>1</w:t>
+      </w:r>
+      <w:r>
+        <w:rPr>
+          <w:b/>
+          <w:bCs/>
+        </w:rPr>
+        <w:t>1</w:t>
+      </w:r>
+    </w:p>
+    <w:p>
+      <w:pPr>
+        <w:rPr>
+          <w:b/>
+          <w:bCs/>
+        </w:rPr>
+      </w:pPr>
+      <w:r>
+        <w:rPr>
+          <w:b/>
+          <w:bCs/>
+        </w:rPr>
+        <w:drawing>
+          <wp:inline distT="0" distB="0" distL="0" distR="0" wp14:anchorId="3A1F93D2" wp14:editId="6876C15E">
+            <wp:extent cx="2276793" cy="676369"/>
+            <wp:effectExtent l="0" t="0" r="9525" b="9525"/>
+            <wp:docPr id="131589884" name="Imagen 1"/>
+            <wp:cNvGraphicFramePr>
+              <a:graphicFrameLocks xmlns:a="http://schemas.openxmlformats.org/drawingml/2006/main" noChangeAspect="1"/>
+            </wp:cNvGraphicFramePr>
+            <a:graphic xmlns:a="http://schemas.openxmlformats.org/drawingml/2006/main">
+              <a:graphicData uri="http://schemas.openxmlformats.org/drawingml/2006/picture">
+                <pic:pic xmlns:pic="http://schemas.openxmlformats.org/drawingml/2006/picture">
+                  <pic:nvPicPr>
+                    <pic:cNvPr id="131589884" name=""/>
+                    <pic:cNvPicPr/>
+                  </pic:nvPicPr>
+                  <pic:blipFill>
+                    <a:blip r:embed="rId14"/>
+                    <a:stretch>
+                      <a:fillRect/>
+                    </a:stretch>
+                  </pic:blipFill>
+                  <pic:spPr>
+                    <a:xfrm>
+                      <a:off x="0" y="0"/>
+                      <a:ext cx="2276793" cy="676369"/>
+                    </a:xfrm>
+                    <a:prstGeom prst="rect">
+                      <a:avLst/>
+                    </a:prstGeom>
+                  </pic:spPr>
+                </pic:pic>
+              </a:graphicData>
+            </a:graphic>
+          </wp:inline>
+        </w:drawing>
+      </w:r>
+    </w:p>
+    <w:p>
+      <w:pPr>
+        <w:rPr>
+          <w:b/>
+          <w:bCs/>
+        </w:rPr>
+      </w:pPr>
+      <w:r>
+        <w:rPr>
+          <w:b/>
+          <w:bCs/>
+        </w:rPr>
+        <w:drawing>
+          <wp:inline distT="0" distB="0" distL="0" distR="0" wp14:anchorId="41B7CB0C" wp14:editId="42F56905">
+            <wp:extent cx="1752845" cy="781159"/>
+            <wp:effectExtent l="0" t="0" r="0" b="0"/>
+            <wp:docPr id="1027499820" name="Imagen 1"/>
+            <wp:cNvGraphicFramePr>
+              <a:graphicFrameLocks xmlns:a="http://schemas.openxmlformats.org/drawingml/2006/main" noChangeAspect="1"/>
+            </wp:cNvGraphicFramePr>
+            <a:graphic xmlns:a="http://schemas.openxmlformats.org/drawingml/2006/main">
+              <a:graphicData uri="http://schemas.openxmlformats.org/drawingml/2006/picture">
+                <pic:pic xmlns:pic="http://schemas.openxmlformats.org/drawingml/2006/picture">
+                  <pic:nvPicPr>
+                    <pic:cNvPr id="1027499820" name=""/>
+                    <pic:cNvPicPr/>
+                  </pic:nvPicPr>
+                  <pic:blipFill>
+                    <a:blip r:embed="rId15"/>
+                    <a:stretch>
+                      <a:fillRect/>
+                    </a:stretch>
+                  </pic:blipFill>
+                  <pic:spPr>
+                    <a:xfrm>
+                      <a:off x="0" y="0"/>
+                      <a:ext cx="1752845" cy="781159"/>
+                    </a:xfrm>
+                    <a:prstGeom prst="rect">
+                      <a:avLst/>
+                    </a:prstGeom>
+                  </pic:spPr>
+                </pic:pic>
+              </a:graphicData>
+            </a:graphic>
+          </wp:inline>
+        </w:drawing>
+      </w:r>
+    </w:p>
+    <w:p>
+      <w:pPr>
+        <w:rPr>
+          <w:b/>
+          <w:bCs/>
+        </w:rPr>
+      </w:pPr>
+      <w:r>
+        <w:rPr>
+          <w:b/>
+          <w:bCs/>
+        </w:rPr>
+        <w:drawing>
+          <wp:inline distT="0" distB="0" distL="0" distR="0" wp14:anchorId="1CDBF112" wp14:editId="3CBBFFE7">
+            <wp:extent cx="1676634" cy="533474"/>
+            <wp:effectExtent l="0" t="0" r="0" b="0"/>
+            <wp:docPr id="436997337" name="Imagen 1"/>
+            <wp:cNvGraphicFramePr>
+              <a:graphicFrameLocks xmlns:a="http://schemas.openxmlformats.org/drawingml/2006/main" noChangeAspect="1"/>
+            </wp:cNvGraphicFramePr>
+            <a:graphic xmlns:a="http://schemas.openxmlformats.org/drawingml/2006/main">
+              <a:graphicData uri="http://schemas.openxmlformats.org/drawingml/2006/picture">
+                <pic:pic xmlns:pic="http://schemas.openxmlformats.org/drawingml/2006/picture">
+                  <pic:nvPicPr>
+                    <pic:cNvPr id="436997337" name=""/>
+                    <pic:cNvPicPr/>
+                  </pic:nvPicPr>
+                  <pic:blipFill>
+                    <a:blip r:embed="rId16"/>
+                    <a:stretch>
+                      <a:fillRect/>
+                    </a:stretch>
+                  </pic:blipFill>
+                  <pic:spPr>
+                    <a:xfrm>
+                      <a:off x="0" y="0"/>
+                      <a:ext cx="1676634" cy="533474"/>
+                    </a:xfrm>
+                    <a:prstGeom prst="rect">
+                      <a:avLst/>
+                    </a:prstGeom>
+                  </pic:spPr>
+                </pic:pic>
+              </a:graphicData>
+            </a:graphic>
+          </wp:inline>
+        </w:drawing>
+      </w:r>
+    </w:p>
+    <w:p>
+      <w:pPr>
+        <w:rPr>
+          <w:b/>
+          <w:bCs/>
+        </w:rPr>
+      </w:pPr>
+      <w:r>
+        <w:rPr>
+          <w:b/>
+          <w:bCs/>
+        </w:rPr>
+        <w:drawing>
+          <wp:inline distT="0" distB="0" distL="0" distR="0" wp14:anchorId="7A10C911" wp14:editId="70FE956C">
+            <wp:extent cx="4353533" cy="1543265"/>
+            <wp:effectExtent l="0" t="0" r="9525" b="0"/>
+            <wp:docPr id="245053023" name="Imagen 1"/>
+            <wp:cNvGraphicFramePr>
+              <a:graphicFrameLocks xmlns:a="http://schemas.openxmlformats.org/drawingml/2006/main" noChangeAspect="1"/>
+            </wp:cNvGraphicFramePr>
+            <a:graphic xmlns:a="http://schemas.openxmlformats.org/drawingml/2006/main">
+              <a:graphicData uri="http://schemas.openxmlformats.org/drawingml/2006/picture">
+                <pic:pic xmlns:pic="http://schemas.openxmlformats.org/drawingml/2006/picture">
+                  <pic:nvPicPr>
+                    <pic:cNvPr id="245053023" name=""/>
+                    <pic:cNvPicPr/>
+                  </pic:nvPicPr>
+                  <pic:blipFill>
+                    <a:blip r:embed="rId17"/>
+                    <a:stretch>
+                      <a:fillRect/>
+                    </a:stretch>
+                  </pic:blipFill>
+                  <pic:spPr>
+                    <a:xfrm>
+                      <a:off x="0" y="0"/>
+                      <a:ext cx="4353533" cy="1543265"/>
+                    </a:xfrm>
+                    <a:prstGeom prst="rect">
+                      <a:avLst/>
+                    </a:prstGeom>
+                  </pic:spPr>
+                </pic:pic>
+              </a:graphicData>
+            </a:graphic>
+          </wp:inline>
+        </w:drawing>
+      </w:r>
+    </w:p>
+    <w:p>
+      <w:pPr>
+        <w:rPr>
+          <w:b/>
+          <w:bCs/>
+        </w:rPr>
+      </w:pPr>
+      <w:r>
+        <w:rPr>
+          <w:b/>
+          <w:bCs/>
+        </w:rPr>
+        <w:t xml:space="preserve">EJERCICIO </w:t>
+      </w:r>
+      <w:r>
+        <w:rPr>
+          <w:b/>
+          <w:bCs/>
+        </w:rPr>
+        <w:t>1</w:t>
+      </w:r>
+      <w:r>
+        <w:rPr>
+          <w:b/>
+          <w:bCs/>
+        </w:rPr>
+        <w:t>2</w:t>
+      </w:r>
+    </w:p>
+    <w:p>
+      <w:pPr>
+        <w:rPr>
+          <w:b/>
+          <w:bCs/>
+        </w:rPr>
+      </w:pPr>
+      <w:r>
+        <w:rPr>
+          <w:b/>
+          <w:bCs/>
+        </w:rPr>
+        <w:drawing>
+          <wp:inline distT="0" distB="0" distL="0" distR="0" wp14:anchorId="74C1845D" wp14:editId="3EFFD7ED">
+            <wp:extent cx="2648320" cy="1267002"/>
+            <wp:effectExtent l="0" t="0" r="0" b="9525"/>
+            <wp:docPr id="600561365" name="Imagen 1"/>
+            <wp:cNvGraphicFramePr>
+              <a:graphicFrameLocks xmlns:a="http://schemas.openxmlformats.org/drawingml/2006/main" noChangeAspect="1"/>
+            </wp:cNvGraphicFramePr>
+            <a:graphic xmlns:a="http://schemas.openxmlformats.org/drawingml/2006/main">
+              <a:graphicData uri="http://schemas.openxmlformats.org/drawingml/2006/picture">
+                <pic:pic xmlns:pic="http://schemas.openxmlformats.org/drawingml/2006/picture">
+                  <pic:nvPicPr>
+                    <pic:cNvPr id="600561365" name=""/>
+                    <pic:cNvPicPr/>
+                  </pic:nvPicPr>
+                  <pic:blipFill>
+                    <a:blip r:embed="rId18"/>
+                    <a:stretch>
+                      <a:fillRect/>
+                    </a:stretch>
+                  </pic:blipFill>
+                  <pic:spPr>
+                    <a:xfrm>
+                      <a:off x="0" y="0"/>
+                      <a:ext cx="2648320" cy="1267002"/>
+                    </a:xfrm>
+                    <a:prstGeom prst="rect">
+                      <a:avLst/>
+                    </a:prstGeom>
+                  </pic:spPr>
+                </pic:pic>
+              </a:graphicData>
+            </a:graphic>
+          </wp:inline>
+        </w:drawing>
+      </w:r>
+    </w:p>
+    <w:p>
+      <w:pPr>
+        <w:rPr>
+          <w:b/>
+          <w:bCs/>
+        </w:rPr>
+      </w:pPr>
+      <w:r>
+        <w:rPr>
+          <w:b/>
+          <w:bCs/>
+        </w:rPr>
+        <w:drawing>
+          <wp:inline distT="0" distB="0" distL="0" distR="0" wp14:anchorId="770B574D" wp14:editId="092127A7">
+            <wp:extent cx="2762636" cy="2000529"/>
+            <wp:effectExtent l="0" t="0" r="0" b="0"/>
+            <wp:docPr id="1535058571" name="Imagen 1"/>
+            <wp:cNvGraphicFramePr>
+              <a:graphicFrameLocks xmlns:a="http://schemas.openxmlformats.org/drawingml/2006/main" noChangeAspect="1"/>
+            </wp:cNvGraphicFramePr>
+            <a:graphic xmlns:a="http://schemas.openxmlformats.org/drawingml/2006/main">
+              <a:graphicData uri="http://schemas.openxmlformats.org/drawingml/2006/picture">
+                <pic:pic xmlns:pic="http://schemas.openxmlformats.org/drawingml/2006/picture">
+                  <pic:nvPicPr>
+                    <pic:cNvPr id="1535058571" name=""/>
+                    <pic:cNvPicPr/>
+                  </pic:nvPicPr>
+                  <pic:blipFill>
+                    <a:blip r:embed="rId19"/>
+                    <a:stretch>
+                      <a:fillRect/>
+                    </a:stretch>
+                  </pic:blipFill>
+                  <pic:spPr>
+                    <a:xfrm>
+                      <a:off x="0" y="0"/>
+                      <a:ext cx="2762636" cy="2000529"/>
+                    </a:xfrm>
+                    <a:prstGeom prst="rect">
+                      <a:avLst/>
+                    </a:prstGeom>
+                  </pic:spPr>
+                </pic:pic>
+              </a:graphicData>
+            </a:graphic>
+          </wp:inline>
+        </w:drawing>
+      </w:r>
+    </w:p>
+    <w:p>
+      <w:pPr>
+        <w:rPr>
+          <w:b/>
+          <w:bCs/>
+        </w:rPr>
+      </w:pPr>
+      <w:r>
+        <w:rPr>
+          <w:b/>
+          <w:bCs/>
+        </w:rPr>
+        <w:lastRenderedPageBreak/>
+        <w:drawing>
+          <wp:inline distT="0" distB="0" distL="0" distR="0" wp14:anchorId="5CDBBA7F" wp14:editId="748E7579">
+            <wp:extent cx="2800741" cy="2000529"/>
+            <wp:effectExtent l="0" t="0" r="0" b="0"/>
+            <wp:docPr id="340889760" name="Imagen 1"/>
+            <wp:cNvGraphicFramePr>
+              <a:graphicFrameLocks xmlns:a="http://schemas.openxmlformats.org/drawingml/2006/main" noChangeAspect="1"/>
+            </wp:cNvGraphicFramePr>
+            <a:graphic xmlns:a="http://schemas.openxmlformats.org/drawingml/2006/main">
+              <a:graphicData uri="http://schemas.openxmlformats.org/drawingml/2006/picture">
+                <pic:pic xmlns:pic="http://schemas.openxmlformats.org/drawingml/2006/picture">
+                  <pic:nvPicPr>
+                    <pic:cNvPr id="340889760" name=""/>
+                    <pic:cNvPicPr/>
+                  </pic:nvPicPr>
+                  <pic:blipFill>
+                    <a:blip r:embed="rId20"/>
+                    <a:stretch>
+                      <a:fillRect/>
+                    </a:stretch>
+                  </pic:blipFill>
+                  <pic:spPr>
+                    <a:xfrm>
+                      <a:off x="0" y="0"/>
+                      <a:ext cx="2800741" cy="2000529"/>
+                    </a:xfrm>
+                    <a:prstGeom prst="rect">
+                      <a:avLst/>
+                    </a:prstGeom>
+                  </pic:spPr>
+                </pic:pic>
+              </a:graphicData>
+            </a:graphic>
+          </wp:inline>
+        </w:drawing>
+      </w:r>
     </w:p>
     <w:p>
       <w:pPr>
@@ -369,14 +1268,140 @@
     <w:p>
       <w:pPr>
         <w:rPr>
-          <w:lang w:val="en-CA"/>
-        </w:rPr>
-      </w:pPr>
-    </w:p>
-    <w:p>
-      <w:pPr>
-        <w:rPr>
-          <w:lang w:val="en-CA"/>
+          <w:b/>
+          <w:bCs/>
+        </w:rPr>
+      </w:pPr>
+      <w:r>
+        <w:rPr>
+          <w:b/>
+          <w:bCs/>
+        </w:rPr>
+        <w:t xml:space="preserve">EJERCICIO </w:t>
+      </w:r>
+      <w:r>
+        <w:rPr>
+          <w:b/>
+          <w:bCs/>
+        </w:rPr>
+        <w:t>1</w:t>
+      </w:r>
+      <w:r>
+        <w:rPr>
+          <w:b/>
+          <w:bCs/>
+        </w:rPr>
+        <w:t>3</w:t>
+      </w:r>
+    </w:p>
+    <w:p>
+      <w:pPr>
+        <w:rPr>
+          <w:b/>
+          <w:bCs/>
+        </w:rPr>
+      </w:pPr>
+      <w:r>
+        <w:rPr>
+          <w:b/>
+          <w:bCs/>
+        </w:rPr>
+        <w:t xml:space="preserve">EJERCICIO </w:t>
+      </w:r>
+      <w:r>
+        <w:rPr>
+          <w:b/>
+          <w:bCs/>
+        </w:rPr>
+        <w:t>1</w:t>
+      </w:r>
+      <w:r>
+        <w:rPr>
+          <w:b/>
+          <w:bCs/>
+        </w:rPr>
+        <w:t>4</w:t>
+      </w:r>
+    </w:p>
+    <w:p>
+      <w:pPr>
+        <w:rPr>
+          <w:b/>
+          <w:bCs/>
+        </w:rPr>
+      </w:pPr>
+    </w:p>
+    <w:p>
+      <w:pPr>
+        <w:rPr>
+          <w:b/>
+          <w:bCs/>
+        </w:rPr>
+      </w:pPr>
+      <w:r>
+        <w:rPr>
+          <w:b/>
+          <w:bCs/>
+        </w:rPr>
+        <w:t xml:space="preserve">EJERCICIO </w:t>
+      </w:r>
+      <w:r>
+        <w:rPr>
+          <w:b/>
+          <w:bCs/>
+        </w:rPr>
+        <w:t>1</w:t>
+      </w:r>
+      <w:r>
+        <w:rPr>
+          <w:b/>
+          <w:bCs/>
+        </w:rPr>
+        <w:t>5</w:t>
+      </w:r>
+    </w:p>
+    <w:p>
+      <w:pPr>
+        <w:rPr>
+          <w:b/>
+          <w:bCs/>
+        </w:rPr>
+      </w:pPr>
+      <w:r>
+        <w:rPr>
+          <w:b/>
+          <w:bCs/>
+        </w:rPr>
+        <w:t xml:space="preserve">EJERCICIO </w:t>
+      </w:r>
+      <w:r>
+        <w:rPr>
+          <w:b/>
+          <w:bCs/>
+        </w:rPr>
+        <w:t>1</w:t>
+      </w:r>
+      <w:r>
+        <w:rPr>
+          <w:b/>
+          <w:bCs/>
+        </w:rPr>
+        <w:t>6</w:t>
+      </w:r>
+    </w:p>
+    <w:p>
+      <w:pPr>
+        <w:rPr>
+          <w:b/>
+          <w:bCs/>
+        </w:rPr>
+      </w:pPr>
+    </w:p>
+    <w:p>
+      <w:pPr>
+        <w:rPr>
+          <w:b/>
+          <w:bCs/>
         </w:rPr>
       </w:pPr>
     </w:p>
@@ -422,7 +1447,7 @@
                     <pic:cNvPicPr/>
                   </pic:nvPicPr>
                   <pic:blipFill>
-                    <a:blip r:embed="rId8"/>
+                    <a:blip r:embed="rId21"/>
                     <a:stretch>
                       <a:fillRect/>
                     </a:stretch>
@@ -470,7 +1495,7 @@
                     <pic:cNvPicPr/>
                   </pic:nvPicPr>
                   <pic:blipFill>
-                    <a:blip r:embed="rId9"/>
+                    <a:blip r:embed="rId22"/>
                     <a:stretch>
                       <a:fillRect/>
                     </a:stretch>
@@ -510,7 +1535,7 @@
                     <pic:cNvPicPr/>
                   </pic:nvPicPr>
                   <pic:blipFill>
-                    <a:blip r:embed="rId10"/>
+                    <a:blip r:embed="rId23"/>
                     <a:stretch>
                       <a:fillRect/>
                     </a:stretch>
